--- a/DOCs/этап2/Часть 2.docx
+++ b/DOCs/этап2/Часть 2.docx
@@ -3,67 +3,12 @@
 <w:document xmlns:wpc="http://schemas.microsoft.com/office/word/2010/wordprocessingCanvas" xmlns:cx="http://schemas.microsoft.com/office/drawing/2014/chartex" xmlns:cx1="http://schemas.microsoft.com/office/drawing/2015/9/8/chartex" xmlns:cx2="http://schemas.microsoft.com/office/drawing/2015/10/21/chartex" xmlns:cx3="http://schemas.microsoft.com/office/drawing/2016/5/9/chartex" xmlns:cx4="http://schemas.microsoft.com/office/drawing/2016/5/10/chartex" xmlns:cx5="http://schemas.microsoft.com/office/drawing/2016/5/11/chartex" xmlns:cx6="http://schemas.microsoft.com/office/drawing/2016/5/12/chartex" xmlns:cx7="http://schemas.microsoft.com/office/drawing/2016/5/13/chartex" xmlns:cx8="http://schemas.microsoft.com/office/drawing/2016/5/14/chartex" xmlns:mc="http://schemas.openxmlformats.org/markup-compatibility/2006" xmlns:aink="http://schemas.microsoft.com/office/drawing/2016/ink" xmlns:am3d="http://schemas.microsoft.com/office/drawing/2017/model3d" xmlns:o="urn:schemas-microsoft-com:office:office" xmlns:oel="http://schemas.microsoft.com/office/2019/extlst" xmlns:r="http://schemas.openxmlformats.org/officeDocument/2006/relationships" xmlns:m="http://schemas.openxmlformats.org/officeDocument/2006/math" xmlns:v="urn:schemas-microsoft-com:vml" xmlns:wp14="http://schemas.microsoft.com/office/word/2010/wordprocessingDrawing" xmlns:wp="http://schemas.openxmlformats.org/drawingml/2006/wordprocessingDrawing" xmlns:w10="urn:schemas-microsoft-com:office:word" xmlns:w="http://schemas.openxmlformats.org/wordprocessingml/2006/main" xmlns:w14="http://schemas.microsoft.com/office/word/2010/wordml" xmlns:w15="http://schemas.microsoft.com/office/word/2012/wordml" xmlns:w16cex="http://schemas.microsoft.com/office/word/2018/wordml/cex" xmlns:w16cid="http://schemas.microsoft.com/office/word/2016/wordml/cid" xmlns:w16="http://schemas.microsoft.com/office/word/2018/wordml" xmlns:w16du="http://schemas.microsoft.com/office/word/2023/wordml/word16du" xmlns:w16sdtdh="http://schemas.microsoft.com/office/word/2020/wordml/sdtdatahash" xmlns:w16se="http://schemas.microsoft.com/office/word/2015/wordml/symex" xmlns:wpg="http://schemas.microsoft.com/office/word/2010/wordprocessingGroup" xmlns:wpi="http://schemas.microsoft.com/office/word/2010/wordprocessingInk" xmlns:wne="http://schemas.microsoft.com/office/word/2006/wordml" xmlns:wps="http://schemas.microsoft.com/office/word/2010/wordprocessingShape" mc:Ignorable="w14 w15 w16se w16cid w16 w16cex w16sdtdh w16du wp14">
   <w:body>
     <w:p>
-      <w:r>
-        <w:t>Анализ предметной области</w:t>
-      </w:r>
-    </w:p>
-    <w:p>
-      <w:r>
-        <w:t xml:space="preserve">Прототип программной системы, автоматизирующей сборку операционной системы Linux </w:t>
-      </w:r>
-      <w:r>
-        <w:t xml:space="preserve">отправляется на почту </w:t>
-      </w:r>
-      <w:r>
-        <w:t>для микрокомпьютеров Luckfox</w:t>
-      </w:r>
-      <w:r>
-        <w:t xml:space="preserve">, система пользователей ,(сборка одного образа 150 руб + доп за доп приколы) </w:t>
-      </w:r>
-    </w:p>
-    <w:p>
-      <w:r>
-        <w:t xml:space="preserve">Это довольно узкая специализация </w:t>
-      </w:r>
-    </w:p>
-    <w:p>
-      <w:r>
-        <w:t xml:space="preserve">Требования легко конфигурируемый </w:t>
-      </w:r>
-      <w:r>
+      <w:pPr>
         <w:rPr>
           <w:lang w:val="en-US"/>
         </w:rPr>
-        <w:t>Linux</w:t>
-      </w:r>
-      <w:r>
-        <w:t xml:space="preserve"> </w:t>
-      </w:r>
-      <w:r>
-        <w:t xml:space="preserve">образ для микрокомпьютера </w:t>
-      </w:r>
-      <w:r>
-        <w:rPr>
-          <w:lang w:val="en-US"/>
-        </w:rPr>
-        <w:t>Luckfox</w:t>
-      </w:r>
-      <w:r>
-        <w:t xml:space="preserve"> </w:t>
-      </w:r>
-    </w:p>
-    <w:p>
-      <w:r>
-        <w:t>Проблемы сборка долгая и ресурсозатратная для пользователя</w:t>
-      </w:r>
-    </w:p>
-    <w:p>
-      <w:r>
-        <w:t xml:space="preserve">Потенцевальные апгрейды – другие микрокомпьютеры </w:t>
-      </w:r>
-    </w:p>
-    <w:p/>
-    <w:p/>
+      </w:pPr>
+    </w:p>
     <w:p>
       <w:pPr>
         <w:pStyle w:val="1"/>
@@ -161,21 +106,25 @@
       <w:r>
         <w:t xml:space="preserve"> удобно и быстро создать требуемый конфигурируемый </w:t>
       </w:r>
+      <w:proofErr w:type="spellStart"/>
       <w:r>
         <w:rPr>
           <w:lang w:val="en-US"/>
         </w:rPr>
         <w:t>linux</w:t>
       </w:r>
+      <w:proofErr w:type="spellEnd"/>
       <w:r>
         <w:t xml:space="preserve"> образ для микрокомпьютера </w:t>
       </w:r>
+      <w:proofErr w:type="spellStart"/>
       <w:r>
         <w:rPr>
           <w:lang w:val="en-US"/>
         </w:rPr>
         <w:t>luckfox</w:t>
       </w:r>
+      <w:proofErr w:type="spellEnd"/>
       <w:r>
         <w:t xml:space="preserve"> без необходимости запускать долгий и требовательный процесс сборки образа на локальном устройстве.</w:t>
       </w:r>
@@ -371,6 +320,7 @@
         </w:rPr>
         <w:t xml:space="preserve">рокомпьютера </w:t>
       </w:r>
+      <w:proofErr w:type="spellStart"/>
       <w:r>
         <w:rPr>
           <w:rFonts w:ascii="Times New Roman" w:hAnsi="Times New Roman" w:cs="Times New Roman"/>
@@ -380,29 +330,32 @@
         </w:rPr>
         <w:t>Luckfox</w:t>
       </w:r>
+      <w:proofErr w:type="spellEnd"/>
       <w:r>
         <w:rPr>
           <w:rFonts w:ascii="Times New Roman" w:hAnsi="Times New Roman" w:cs="Times New Roman"/>
           <w:sz w:val="28"/>
           <w:szCs w:val="28"/>
         </w:rPr>
-        <w:t xml:space="preserve"> необходима установка и навыки использования инструмента по типу buildroot. Затем с помощью этого инструмента проводится довольно долгая и сложная настройка требующая либо глубокого понимания методов сборки и необходимых компонентов либо очень длительной настройки и исследований.</w:t>
-      </w:r>
+        <w:t xml:space="preserve"> необходима установка и навыки использования инструмента по типу </w:t>
+      </w:r>
+      <w:proofErr w:type="spellStart"/>
       <w:r>
         <w:rPr>
           <w:rFonts w:ascii="Times New Roman" w:hAnsi="Times New Roman" w:cs="Times New Roman"/>
           <w:sz w:val="28"/>
           <w:szCs w:val="28"/>
         </w:rPr>
-        <w:t xml:space="preserve"> После чего следует долгий и </w:t>
-      </w:r>
+        <w:t>buildroot</w:t>
+      </w:r>
+      <w:proofErr w:type="spellEnd"/>
       <w:r>
         <w:rPr>
           <w:rFonts w:ascii="Times New Roman" w:hAnsi="Times New Roman" w:cs="Times New Roman"/>
           <w:sz w:val="28"/>
           <w:szCs w:val="28"/>
         </w:rPr>
-        <w:t>ресурсозатратный</w:t>
+        <w:t xml:space="preserve">. </w:t>
       </w:r>
       <w:r>
         <w:rPr>
@@ -410,7 +363,70 @@
           <w:sz w:val="28"/>
           <w:szCs w:val="28"/>
         </w:rPr>
-        <w:t xml:space="preserve"> процесс сборки который</w:t>
+        <w:lastRenderedPageBreak/>
+        <w:t xml:space="preserve">Затем с помощью этого инструмента проводится довольно </w:t>
+      </w:r>
+      <w:proofErr w:type="gramStart"/>
+      <w:r>
+        <w:rPr>
+          <w:rFonts w:ascii="Times New Roman" w:hAnsi="Times New Roman" w:cs="Times New Roman"/>
+          <w:sz w:val="28"/>
+          <w:szCs w:val="28"/>
+        </w:rPr>
+        <w:t>долгая и сложная настройка</w:t>
+      </w:r>
+      <w:proofErr w:type="gramEnd"/>
+      <w:r>
+        <w:rPr>
+          <w:rFonts w:ascii="Times New Roman" w:hAnsi="Times New Roman" w:cs="Times New Roman"/>
+          <w:sz w:val="28"/>
+          <w:szCs w:val="28"/>
+        </w:rPr>
+        <w:t xml:space="preserve"> требующая либо глубокого понимания методов сборки и необходимых компонентов либо очень длительной настройки и исследований.</w:t>
+      </w:r>
+      <w:r>
+        <w:rPr>
+          <w:rFonts w:ascii="Times New Roman" w:hAnsi="Times New Roman" w:cs="Times New Roman"/>
+          <w:sz w:val="28"/>
+          <w:szCs w:val="28"/>
+        </w:rPr>
+        <w:t xml:space="preserve"> После чего следует долгий и </w:t>
+      </w:r>
+      <w:proofErr w:type="spellStart"/>
+      <w:r>
+        <w:rPr>
+          <w:rFonts w:ascii="Times New Roman" w:hAnsi="Times New Roman" w:cs="Times New Roman"/>
+          <w:sz w:val="28"/>
+          <w:szCs w:val="28"/>
+        </w:rPr>
+        <w:t>ресурсозатратный</w:t>
+      </w:r>
+      <w:proofErr w:type="spellEnd"/>
+      <w:r>
+        <w:rPr>
+          <w:rFonts w:ascii="Times New Roman" w:hAnsi="Times New Roman" w:cs="Times New Roman"/>
+          <w:sz w:val="28"/>
+          <w:szCs w:val="28"/>
+        </w:rPr>
+        <w:t xml:space="preserve"> процесс </w:t>
+      </w:r>
+      <w:proofErr w:type="gramStart"/>
+      <w:r>
+        <w:rPr>
+          <w:rFonts w:ascii="Times New Roman" w:hAnsi="Times New Roman" w:cs="Times New Roman"/>
+          <w:sz w:val="28"/>
+          <w:szCs w:val="28"/>
+        </w:rPr>
+        <w:t>сборки</w:t>
+      </w:r>
+      <w:proofErr w:type="gramEnd"/>
+      <w:r>
+        <w:rPr>
+          <w:rFonts w:ascii="Times New Roman" w:hAnsi="Times New Roman" w:cs="Times New Roman"/>
+          <w:sz w:val="28"/>
+          <w:szCs w:val="28"/>
+        </w:rPr>
+        <w:t xml:space="preserve"> который</w:t>
       </w:r>
       <w:r>
         <w:rPr>
@@ -526,32 +542,87 @@
           <w:sz w:val="28"/>
           <w:szCs w:val="28"/>
         </w:rPr>
-        <w:t>библиотеке образов состоящей как из созданных администраторами образов так и из образов созданных другими пользователями. В случае если нужного образа нет в библиотеке пресобра</w:t>
-      </w:r>
+        <w:t xml:space="preserve">библиотеке </w:t>
+      </w:r>
+      <w:proofErr w:type="gramStart"/>
       <w:r>
         <w:rPr>
           <w:rFonts w:ascii="Times New Roman" w:hAnsi="Times New Roman" w:cs="Times New Roman"/>
           <w:sz w:val="28"/>
           <w:szCs w:val="28"/>
         </w:rPr>
-        <w:t>н</w:t>
-      </w:r>
+        <w:t>образов</w:t>
+      </w:r>
+      <w:proofErr w:type="gramEnd"/>
       <w:r>
         <w:rPr>
           <w:rFonts w:ascii="Times New Roman" w:hAnsi="Times New Roman" w:cs="Times New Roman"/>
           <w:sz w:val="28"/>
           <w:szCs w:val="28"/>
         </w:rPr>
-        <w:t xml:space="preserve">ных образов пользователь может </w:t>
-      </w:r>
+        <w:t xml:space="preserve"> состоящей как из созданных администраторами образов так и из образов созданных другими пользователями. В случае если нужного образа нет в библиотеке </w:t>
+      </w:r>
+      <w:proofErr w:type="spellStart"/>
       <w:r>
         <w:rPr>
           <w:rFonts w:ascii="Times New Roman" w:hAnsi="Times New Roman" w:cs="Times New Roman"/>
           <w:sz w:val="28"/>
           <w:szCs w:val="28"/>
         </w:rPr>
-        <w:t>создать и собрать требуемый образ с помощью инструментов предложенных приложением. По завершении сборки нового образа или запросе уже существующего пользователю на указанный адрес электронной почты придёт собранный .</w:t>
-      </w:r>
+        <w:t>пресобра</w:t>
+      </w:r>
+      <w:r>
+        <w:rPr>
+          <w:rFonts w:ascii="Times New Roman" w:hAnsi="Times New Roman" w:cs="Times New Roman"/>
+          <w:sz w:val="28"/>
+          <w:szCs w:val="28"/>
+        </w:rPr>
+        <w:t>н</w:t>
+      </w:r>
+      <w:r>
+        <w:rPr>
+          <w:rFonts w:ascii="Times New Roman" w:hAnsi="Times New Roman" w:cs="Times New Roman"/>
+          <w:sz w:val="28"/>
+          <w:szCs w:val="28"/>
+        </w:rPr>
+        <w:t>ных</w:t>
+      </w:r>
+      <w:proofErr w:type="spellEnd"/>
+      <w:r>
+        <w:rPr>
+          <w:rFonts w:ascii="Times New Roman" w:hAnsi="Times New Roman" w:cs="Times New Roman"/>
+          <w:sz w:val="28"/>
+          <w:szCs w:val="28"/>
+        </w:rPr>
+        <w:t xml:space="preserve"> образов пользователь может </w:t>
+      </w:r>
+      <w:r>
+        <w:rPr>
+          <w:rFonts w:ascii="Times New Roman" w:hAnsi="Times New Roman" w:cs="Times New Roman"/>
+          <w:sz w:val="28"/>
+          <w:szCs w:val="28"/>
+        </w:rPr>
+        <w:t xml:space="preserve">создать и собрать требуемый образ с помощью </w:t>
+      </w:r>
+      <w:proofErr w:type="gramStart"/>
+      <w:r>
+        <w:rPr>
+          <w:rFonts w:ascii="Times New Roman" w:hAnsi="Times New Roman" w:cs="Times New Roman"/>
+          <w:sz w:val="28"/>
+          <w:szCs w:val="28"/>
+        </w:rPr>
+        <w:t>инструментов</w:t>
+      </w:r>
+      <w:proofErr w:type="gramEnd"/>
+      <w:r>
+        <w:rPr>
+          <w:rFonts w:ascii="Times New Roman" w:hAnsi="Times New Roman" w:cs="Times New Roman"/>
+          <w:sz w:val="28"/>
+          <w:szCs w:val="28"/>
+        </w:rPr>
+        <w:t xml:space="preserve"> предложенных приложением. По завершении сборки нового образа или запросе уже существующего пользователю на указанный адрес электронной почты придёт собранный .</w:t>
+      </w:r>
+      <w:proofErr w:type="spellStart"/>
       <w:r>
         <w:rPr>
           <w:rFonts w:ascii="Times New Roman" w:hAnsi="Times New Roman" w:cs="Times New Roman"/>
@@ -561,6 +632,7 @@
         </w:rPr>
         <w:t>img</w:t>
       </w:r>
+      <w:proofErr w:type="spellEnd"/>
       <w:r>
         <w:rPr>
           <w:rFonts w:ascii="Times New Roman" w:hAnsi="Times New Roman" w:cs="Times New Roman"/>
@@ -650,6 +722,7 @@
           <w:szCs w:val="20"/>
           <w:shd w:val="clear" w:color="auto" w:fill="FFFFFF"/>
         </w:rPr>
+        <w:lastRenderedPageBreak/>
         <w:t>Каждая сущность детально рассмотрена в словаре</w:t>
       </w:r>
       <w:r>
@@ -1015,6 +1088,7 @@
               </w:rPr>
               <w:t xml:space="preserve">совместимый с микрокомпьютером </w:t>
             </w:r>
+            <w:proofErr w:type="spellStart"/>
             <w:r>
               <w:rPr>
                 <w:sz w:val="24"/>
@@ -1023,6 +1097,7 @@
               </w:rPr>
               <w:t>luckfox</w:t>
             </w:r>
+            <w:proofErr w:type="spellEnd"/>
             <w:r>
               <w:rPr>
                 <w:sz w:val="24"/>
@@ -1105,6 +1180,7 @@
               </w:rPr>
               <w:t xml:space="preserve">Библиотека или пакет для </w:t>
             </w:r>
+            <w:proofErr w:type="spellStart"/>
             <w:r>
               <w:rPr>
                 <w:sz w:val="24"/>
@@ -1113,6 +1189,7 @@
               </w:rPr>
               <w:t>linux</w:t>
             </w:r>
+            <w:proofErr w:type="spellEnd"/>
           </w:p>
         </w:tc>
         <w:tc>
@@ -1255,6 +1332,7 @@
               </w:rPr>
               <w:t>, позволяющий пользователю создавать уникальные образы l</w:t>
             </w:r>
+            <w:proofErr w:type="spellStart"/>
             <w:r>
               <w:rPr>
                 <w:sz w:val="24"/>
@@ -1263,6 +1341,7 @@
               </w:rPr>
               <w:t>inux</w:t>
             </w:r>
+            <w:proofErr w:type="spellEnd"/>
             <w:r>
               <w:rPr>
                 <w:sz w:val="24"/>
@@ -1374,24 +1453,28 @@
       <w:r>
         <w:t xml:space="preserve">разработчики ПО для </w:t>
       </w:r>
+      <w:proofErr w:type="spellStart"/>
       <w:r>
         <w:rPr>
           <w:lang w:val="en-US"/>
         </w:rPr>
         <w:t>luckfox</w:t>
       </w:r>
+      <w:proofErr w:type="spellEnd"/>
       <w:r>
         <w:t xml:space="preserve">, чья основная «боль» заключатся в </w:t>
       </w:r>
       <w:r>
         <w:t xml:space="preserve">необходимости тратить время и место на компьютере для создания образа для </w:t>
       </w:r>
+      <w:proofErr w:type="spellStart"/>
       <w:r>
         <w:rPr>
           <w:lang w:val="en-US"/>
         </w:rPr>
         <w:t>luckfox</w:t>
       </w:r>
+      <w:proofErr w:type="spellEnd"/>
       <w:r>
         <w:t>. Потребность:</w:t>
       </w:r>
@@ -1410,7 +1493,15 @@
         <w:t xml:space="preserve">К вторичной категории относятся </w:t>
       </w:r>
       <w:r>
-        <w:t>энтузиасты и люди занимающиеся разработкой на микрокомпьютерах в качестве хобби</w:t>
+        <w:t xml:space="preserve">энтузиасты и </w:t>
+      </w:r>
+      <w:proofErr w:type="gramStart"/>
+      <w:r>
+        <w:t>люди</w:t>
+      </w:r>
+      <w:proofErr w:type="gramEnd"/>
+      <w:r>
+        <w:t xml:space="preserve"> занимающиеся разработкой на микрокомпьютерах в качестве хобби</w:t>
       </w:r>
       <w:r>
         <w:t>. Основной</w:t>
@@ -1419,7 +1510,15 @@
         <w:t xml:space="preserve"> их</w:t>
       </w:r>
       <w:r>
-        <w:t xml:space="preserve"> «болью»  является </w:t>
+        <w:t xml:space="preserve"> «</w:t>
+      </w:r>
+      <w:proofErr w:type="gramStart"/>
+      <w:r>
+        <w:t>болью»  является</w:t>
+      </w:r>
+      <w:proofErr w:type="gramEnd"/>
+      <w:r>
+        <w:t xml:space="preserve"> </w:t>
       </w:r>
       <w:r>
         <w:t>сложность создания образа</w:t>
@@ -1788,26 +1887,38 @@
       <w:r>
         <w:t xml:space="preserve"> </w:t>
       </w:r>
+      <w:proofErr w:type="spellStart"/>
       <w:r>
         <w:rPr>
           <w:lang w:val="en-US"/>
         </w:rPr>
         <w:t>lte</w:t>
       </w:r>
+      <w:proofErr w:type="spellEnd"/>
       <w:r>
         <w:t xml:space="preserve">, </w:t>
       </w:r>
+      <w:proofErr w:type="spellStart"/>
       <w:r>
         <w:rPr>
           <w:lang w:val="en-US"/>
         </w:rPr>
         <w:t>armbian</w:t>
       </w:r>
+      <w:proofErr w:type="spellEnd"/>
       <w:r>
         <w:t xml:space="preserve"> </w:t>
       </w:r>
       <w:r>
-        <w:t>и тд.);</w:t>
+        <w:t xml:space="preserve">и </w:t>
+      </w:r>
+      <w:proofErr w:type="spellStart"/>
+      <w:r>
+        <w:t>тд</w:t>
+      </w:r>
+      <w:proofErr w:type="spellEnd"/>
+      <w:r>
+        <w:t>.);</w:t>
       </w:r>
       <w:r>
         <w:t xml:space="preserve"> 3. </w:t>
@@ -2268,7 +2379,15 @@
         <w:t xml:space="preserve">система обнаруживает, что </w:t>
       </w:r>
       <w:r>
-        <w:t xml:space="preserve">один или несколько компонентов указанных в поле зависимости не существуют в библиотеке. </w:t>
+        <w:t xml:space="preserve">один или </w:t>
+      </w:r>
+      <w:proofErr w:type="gramStart"/>
+      <w:r>
+        <w:t>несколько компонентов</w:t>
+      </w:r>
+      <w:proofErr w:type="gramEnd"/>
+      <w:r>
+        <w:t xml:space="preserve"> указанных в поле зависимости не существуют в библиотеке. </w:t>
       </w:r>
       <w:r>
         <w:t>В этом случае система отображает сообщение об ошибке «Не</w:t>
@@ -2724,10 +2843,7 @@
         <w:t xml:space="preserve">отображает </w:t>
       </w:r>
       <w:r>
-        <w:t>список компонентов</w:t>
-      </w:r>
-      <w:r>
-        <w:t xml:space="preserve"> и позволяет компонент/компоненты на замену)</w:t>
+        <w:t>список компонентов и позволяет компонент/компоненты на замену)</w:t>
       </w:r>
     </w:p>
     <w:p>
@@ -3013,11 +3129,21 @@
       <w:r>
         <w:t>». Их жизненные циклы были представлены в виде диаграмм состояний – «</w:t>
       </w:r>
-      <w:r>
-        <w:t xml:space="preserve">Statechart </w:t>
-      </w:r>
-      <w:r>
-        <w:t>Diagram»</w:t>
+      <w:proofErr w:type="spellStart"/>
+      <w:r>
+        <w:t>Statechart</w:t>
+      </w:r>
+      <w:proofErr w:type="spellEnd"/>
+      <w:r>
+        <w:t xml:space="preserve"> </w:t>
+      </w:r>
+      <w:proofErr w:type="spellStart"/>
+      <w:r>
+        <w:t>Diagram</w:t>
+      </w:r>
+      <w:proofErr w:type="spellEnd"/>
+      <w:r>
+        <w:t>»</w:t>
       </w:r>
       <w:r>
         <w:t xml:space="preserve"> (</w:t>
@@ -3129,16 +3255,7 @@
         <w:t xml:space="preserve"> </w:t>
       </w:r>
       <w:r>
-        <w:t>К</w:t>
-      </w:r>
-      <w:r>
-        <w:t>омпонент</w:t>
-      </w:r>
-      <w:r>
-        <w:t xml:space="preserve"> </w:t>
-      </w:r>
-      <w:r>
-        <w:t>включает в себя следующие состояния: «Создано» – момент создания компонент</w:t>
+        <w:t>Компонент включает в себя следующие состояния: «Создано» – момент создания компонент</w:t>
       </w:r>
       <w:r>
         <w:t>;</w:t>
@@ -3148,40 +3265,19 @@
       </w:r>
       <w:r>
         <w:lastRenderedPageBreak/>
-        <w:t>администратор</w:t>
-      </w:r>
-      <w:r>
-        <w:t xml:space="preserve"> находится в редакторе </w:t>
-      </w:r>
-      <w:r>
-        <w:t>компонента</w:t>
+        <w:t>администратор находится в редакторе компонента</w:t>
       </w:r>
       <w:r>
         <w:t>;</w:t>
       </w:r>
       <w:r>
-        <w:t xml:space="preserve"> «Сохранено» – </w:t>
-      </w:r>
-      <w:r>
-        <w:t>администратор</w:t>
-      </w:r>
-      <w:r>
-        <w:t xml:space="preserve"> сохраняет отредактированный </w:t>
-      </w:r>
-      <w:r>
-        <w:t>компонент</w:t>
+        <w:t xml:space="preserve"> «Сохранено» – администратор сохраняет отредактированный компонент</w:t>
       </w:r>
       <w:r>
         <w:t xml:space="preserve">; </w:t>
       </w:r>
       <w:r>
-        <w:t xml:space="preserve">«Удалено» – администратор удалил </w:t>
-      </w:r>
-      <w:r>
-        <w:t>компонент</w:t>
-      </w:r>
-      <w:r>
-        <w:t xml:space="preserve">. </w:t>
+        <w:t xml:space="preserve">«Удалено» – администратор удалил компонент. </w:t>
       </w:r>
     </w:p>
     <w:p>
@@ -3598,7 +3694,7 @@
         </w:rPr>
         <w:lastRenderedPageBreak/>
         <w:drawing>
-          <wp:inline distT="0" distB="0" distL="0" distR="0" wp14:anchorId="71F97560" wp14:editId="089EB419">
+          <wp:inline distT="0" distB="0" distL="0" distR="0" wp14:anchorId="71F97560" wp14:editId="7A804064">
             <wp:extent cx="8146361" cy="1680165"/>
             <wp:effectExtent l="0" t="0" r="0" b="0"/>
             <wp:docPr id="841295685" name="Рисунок 6"/>

--- a/DOCs/этап2/Часть 2.docx
+++ b/DOCs/этап2/Часть 2.docx
@@ -106,25 +106,21 @@
       <w:r>
         <w:t xml:space="preserve"> удобно и быстро создать требуемый конфигурируемый </w:t>
       </w:r>
-      <w:proofErr w:type="spellStart"/>
       <w:r>
         <w:rPr>
           <w:lang w:val="en-US"/>
         </w:rPr>
         <w:t>linux</w:t>
       </w:r>
-      <w:proofErr w:type="spellEnd"/>
       <w:r>
         <w:t xml:space="preserve"> образ для микрокомпьютера </w:t>
       </w:r>
-      <w:proofErr w:type="spellStart"/>
       <w:r>
         <w:rPr>
           <w:lang w:val="en-US"/>
         </w:rPr>
         <w:t>luckfox</w:t>
       </w:r>
-      <w:proofErr w:type="spellEnd"/>
       <w:r>
         <w:t xml:space="preserve"> без необходимости запускать долгий и требовательный процесс сборки образа на локальном устройстве.</w:t>
       </w:r>
@@ -259,6 +255,169 @@
           <w:szCs w:val="28"/>
         </w:rPr>
       </w:pPr>
+      <w:r>
+        <w:rPr>
+          <w:rFonts w:ascii="Times New Roman" w:hAnsi="Times New Roman" w:cs="Times New Roman"/>
+          <w:sz w:val="28"/>
+          <w:szCs w:val="28"/>
+        </w:rPr>
+        <w:t xml:space="preserve">Существует компания производящая </w:t>
+      </w:r>
+      <w:r>
+        <w:rPr>
+          <w:rFonts w:ascii="Times New Roman" w:hAnsi="Times New Roman" w:cs="Times New Roman"/>
+          <w:sz w:val="28"/>
+          <w:szCs w:val="28"/>
+        </w:rPr>
+        <w:t>оборудование</w:t>
+      </w:r>
+      <w:r>
+        <w:rPr>
+          <w:rFonts w:ascii="Times New Roman" w:hAnsi="Times New Roman" w:cs="Times New Roman"/>
+          <w:sz w:val="28"/>
+          <w:szCs w:val="28"/>
+        </w:rPr>
+        <w:t xml:space="preserve"> для видео наблюдения и системы компьютерного зрения в для проведения обработки видео и изображений в системе наблюдения используются различные микро </w:t>
+      </w:r>
+      <w:r>
+        <w:rPr>
+          <w:rFonts w:ascii="Times New Roman" w:hAnsi="Times New Roman" w:cs="Times New Roman"/>
+          <w:sz w:val="28"/>
+          <w:szCs w:val="28"/>
+        </w:rPr>
+        <w:lastRenderedPageBreak/>
+        <w:t xml:space="preserve">компьютеры в ходе очередной итерации разработки оборудования было принято решение перейти с  ранее используемых микрокомпьютеров на микрокомпьютеры </w:t>
+      </w:r>
+      <w:r>
+        <w:rPr>
+          <w:rFonts w:ascii="Times New Roman" w:hAnsi="Times New Roman" w:cs="Times New Roman"/>
+          <w:sz w:val="28"/>
+          <w:szCs w:val="28"/>
+          <w:lang w:val="en-US"/>
+        </w:rPr>
+        <w:t>Luckfox</w:t>
+      </w:r>
+      <w:r>
+        <w:rPr>
+          <w:rFonts w:ascii="Times New Roman" w:hAnsi="Times New Roman" w:cs="Times New Roman"/>
+          <w:sz w:val="28"/>
+          <w:szCs w:val="28"/>
+        </w:rPr>
+        <w:t xml:space="preserve">. В ходе перехода было выявлено что стандартный образ предоставляемый компанией разработчиком микрокомпьютера не соответствует требованиям системы. Возникла необходимость в создании большого количества разных уникальных образов для микрокомпьютера. </w:t>
+      </w:r>
+      <w:r>
+        <w:rPr>
+          <w:rFonts w:ascii="Times New Roman" w:hAnsi="Times New Roman" w:cs="Times New Roman"/>
+          <w:sz w:val="28"/>
+          <w:szCs w:val="28"/>
+        </w:rPr>
+        <w:t xml:space="preserve">Для создания </w:t>
+      </w:r>
+      <w:r>
+        <w:rPr>
+          <w:rFonts w:ascii="Times New Roman" w:hAnsi="Times New Roman" w:cs="Times New Roman"/>
+          <w:sz w:val="28"/>
+          <w:szCs w:val="28"/>
+        </w:rPr>
+        <w:t>уникального</w:t>
+      </w:r>
+      <w:r>
+        <w:rPr>
+          <w:rFonts w:ascii="Times New Roman" w:hAnsi="Times New Roman" w:cs="Times New Roman"/>
+          <w:sz w:val="28"/>
+          <w:szCs w:val="28"/>
+        </w:rPr>
+        <w:t xml:space="preserve"> образа для м</w:t>
+      </w:r>
+      <w:r>
+        <w:rPr>
+          <w:rFonts w:ascii="Times New Roman" w:hAnsi="Times New Roman" w:cs="Times New Roman"/>
+          <w:sz w:val="28"/>
+          <w:szCs w:val="28"/>
+        </w:rPr>
+        <w:t>и</w:t>
+      </w:r>
+      <w:r>
+        <w:rPr>
+          <w:rFonts w:ascii="Times New Roman" w:hAnsi="Times New Roman" w:cs="Times New Roman"/>
+          <w:sz w:val="28"/>
+          <w:szCs w:val="28"/>
+        </w:rPr>
+        <w:t>к</w:t>
+      </w:r>
+      <w:r>
+        <w:rPr>
+          <w:rFonts w:ascii="Times New Roman" w:hAnsi="Times New Roman" w:cs="Times New Roman"/>
+          <w:sz w:val="28"/>
+          <w:szCs w:val="28"/>
+        </w:rPr>
+        <w:t xml:space="preserve">рокомпьютера </w:t>
+      </w:r>
+      <w:r>
+        <w:rPr>
+          <w:rFonts w:ascii="Times New Roman" w:hAnsi="Times New Roman" w:cs="Times New Roman"/>
+          <w:sz w:val="28"/>
+          <w:szCs w:val="28"/>
+          <w:lang w:val="en-US"/>
+        </w:rPr>
+        <w:t>Luckfox</w:t>
+      </w:r>
+      <w:r>
+        <w:rPr>
+          <w:rFonts w:ascii="Times New Roman" w:hAnsi="Times New Roman" w:cs="Times New Roman"/>
+          <w:sz w:val="28"/>
+          <w:szCs w:val="28"/>
+        </w:rPr>
+        <w:t xml:space="preserve"> необходима установка и навыки использования инструмента по типу buildroot. Затем с помощью этого инструмента проводится довольно долгая и сложная настройка требующая либо глубокого понимания методов сборки и необходимых компонентов либо очень длительной настройки и исследований.</w:t>
+      </w:r>
+      <w:r>
+        <w:rPr>
+          <w:rFonts w:ascii="Times New Roman" w:hAnsi="Times New Roman" w:cs="Times New Roman"/>
+          <w:sz w:val="28"/>
+          <w:szCs w:val="28"/>
+        </w:rPr>
+        <w:t xml:space="preserve"> После чего следует долгий и </w:t>
+      </w:r>
+      <w:r>
+        <w:rPr>
+          <w:rFonts w:ascii="Times New Roman" w:hAnsi="Times New Roman" w:cs="Times New Roman"/>
+          <w:sz w:val="28"/>
+          <w:szCs w:val="28"/>
+        </w:rPr>
+        <w:t>ресурсозатратный</w:t>
+      </w:r>
+      <w:r>
+        <w:rPr>
+          <w:rFonts w:ascii="Times New Roman" w:hAnsi="Times New Roman" w:cs="Times New Roman"/>
+          <w:sz w:val="28"/>
+          <w:szCs w:val="28"/>
+        </w:rPr>
+        <w:t xml:space="preserve"> процесс сборки который</w:t>
+      </w:r>
+      <w:r>
+        <w:rPr>
+          <w:rFonts w:ascii="Times New Roman" w:hAnsi="Times New Roman" w:cs="Times New Roman"/>
+          <w:sz w:val="28"/>
+          <w:szCs w:val="28"/>
+        </w:rPr>
+        <w:t xml:space="preserve">, так же </w:t>
+      </w:r>
+      <w:r>
+        <w:rPr>
+          <w:rFonts w:ascii="Times New Roman" w:hAnsi="Times New Roman" w:cs="Times New Roman"/>
+          <w:sz w:val="28"/>
+          <w:szCs w:val="28"/>
+        </w:rPr>
+        <w:t>требует большого свободного места на диске.</w:t>
+      </w:r>
+      <w:r>
+        <w:rPr>
+          <w:rFonts w:ascii="Times New Roman" w:hAnsi="Times New Roman" w:cs="Times New Roman"/>
+          <w:sz w:val="28"/>
+          <w:szCs w:val="28"/>
+        </w:rPr>
+        <w:t xml:space="preserve"> </w:t>
+      </w:r>
     </w:p>
     <w:p>
       <w:pPr>
@@ -272,21 +431,26 @@
           <w:szCs w:val="28"/>
         </w:rPr>
       </w:pPr>
-      <w:r>
+    </w:p>
+    <w:p>
+      <w:pPr>
+        <w:pStyle w:val="ad"/>
+        <w:spacing w:line="360" w:lineRule="auto"/>
+        <w:ind w:firstLine="709"/>
+        <w:jc w:val="both"/>
         <w:rPr>
           <w:rFonts w:ascii="Times New Roman" w:hAnsi="Times New Roman" w:cs="Times New Roman"/>
           <w:sz w:val="28"/>
           <w:szCs w:val="28"/>
         </w:rPr>
-        <w:t xml:space="preserve">Для создания </w:t>
-      </w:r>
+      </w:pPr>
       <w:r>
         <w:rPr>
           <w:rFonts w:ascii="Times New Roman" w:hAnsi="Times New Roman" w:cs="Times New Roman"/>
           <w:sz w:val="28"/>
           <w:szCs w:val="28"/>
         </w:rPr>
-        <w:t>уникального</w:t>
+        <w:t xml:space="preserve">Разрабатываемая программная система </w:t>
       </w:r>
       <w:r>
         <w:rPr>
@@ -294,7 +458,7 @@
           <w:sz w:val="28"/>
           <w:szCs w:val="28"/>
         </w:rPr>
-        <w:t xml:space="preserve"> образа для м</w:t>
+        <w:t xml:space="preserve">должна решать проблему продолжительности и сложности сборки образ самому </w:t>
       </w:r>
       <w:r>
         <w:rPr>
@@ -302,25 +466,74 @@
           <w:sz w:val="28"/>
           <w:szCs w:val="28"/>
         </w:rPr>
-        <w:t>и</w:t>
-      </w:r>
-      <w:r>
+        <w:t>предоставляя сравнительно более простой и удобный в использовании интерфейс для сборки необходимых компонентов с автоматической установкой зависимостей. А удалённая сборка избавляет пользователя от необходимости очищать диск и тратить ресурсы компьютера на сборку.</w:t>
+      </w:r>
+    </w:p>
+    <w:p>
+      <w:pPr>
+        <w:pStyle w:val="ad"/>
+        <w:spacing w:line="360" w:lineRule="auto"/>
+        <w:ind w:firstLine="709"/>
+        <w:jc w:val="both"/>
         <w:rPr>
           <w:rFonts w:ascii="Times New Roman" w:hAnsi="Times New Roman" w:cs="Times New Roman"/>
           <w:sz w:val="28"/>
           <w:szCs w:val="28"/>
         </w:rPr>
-        <w:t>к</w:t>
-      </w:r>
-      <w:r>
+      </w:pPr>
+    </w:p>
+    <w:p>
+      <w:pPr>
+        <w:pStyle w:val="ad"/>
+        <w:spacing w:line="360" w:lineRule="auto"/>
+        <w:ind w:firstLine="709"/>
+        <w:jc w:val="both"/>
         <w:rPr>
           <w:rFonts w:ascii="Times New Roman" w:hAnsi="Times New Roman" w:cs="Times New Roman"/>
           <w:sz w:val="28"/>
           <w:szCs w:val="28"/>
         </w:rPr>
-        <w:t xml:space="preserve">рокомпьютера </w:t>
-      </w:r>
-      <w:proofErr w:type="spellStart"/>
+      </w:pPr>
+      <w:r>
+        <w:rPr>
+          <w:rFonts w:ascii="Times New Roman" w:hAnsi="Times New Roman" w:cs="Times New Roman"/>
+          <w:sz w:val="28"/>
+          <w:szCs w:val="28"/>
+        </w:rPr>
+        <w:t xml:space="preserve">После регистрации в веб-приложении пользователь получает доступ к </w:t>
+      </w:r>
+      <w:r>
+        <w:rPr>
+          <w:rFonts w:ascii="Times New Roman" w:hAnsi="Times New Roman" w:cs="Times New Roman"/>
+          <w:sz w:val="28"/>
+          <w:szCs w:val="28"/>
+        </w:rPr>
+        <w:t>библиотеке образов состоящей как из созданных администраторами образов так и из образов созданных другими пользователями. В случае если нужного образа нет в библиотеке пресобра</w:t>
+      </w:r>
+      <w:r>
+        <w:rPr>
+          <w:rFonts w:ascii="Times New Roman" w:hAnsi="Times New Roman" w:cs="Times New Roman"/>
+          <w:sz w:val="28"/>
+          <w:szCs w:val="28"/>
+        </w:rPr>
+        <w:t>н</w:t>
+      </w:r>
+      <w:r>
+        <w:rPr>
+          <w:rFonts w:ascii="Times New Roman" w:hAnsi="Times New Roman" w:cs="Times New Roman"/>
+          <w:sz w:val="28"/>
+          <w:szCs w:val="28"/>
+        </w:rPr>
+        <w:t xml:space="preserve">ных образов пользователь может </w:t>
+      </w:r>
+      <w:r>
+        <w:rPr>
+          <w:rFonts w:ascii="Times New Roman" w:hAnsi="Times New Roman" w:cs="Times New Roman"/>
+          <w:sz w:val="28"/>
+          <w:szCs w:val="28"/>
+        </w:rPr>
+        <w:t>создать и собрать требуемый образ с помощью инструментов предложенных приложением. По завершении сборки нового образа или запросе уже существующего пользователю на указанный адрес электронной почты придёт собранный .</w:t>
+      </w:r>
       <w:r>
         <w:rPr>
           <w:rFonts w:ascii="Times New Roman" w:hAnsi="Times New Roman" w:cs="Times New Roman"/>
@@ -328,311 +541,8 @@
           <w:szCs w:val="28"/>
           <w:lang w:val="en-US"/>
         </w:rPr>
-        <w:t>Luckfox</w:t>
-      </w:r>
-      <w:proofErr w:type="spellEnd"/>
-      <w:r>
-        <w:rPr>
-          <w:rFonts w:ascii="Times New Roman" w:hAnsi="Times New Roman" w:cs="Times New Roman"/>
-          <w:sz w:val="28"/>
-          <w:szCs w:val="28"/>
-        </w:rPr>
-        <w:t xml:space="preserve"> необходима установка и навыки использования инструмента по типу </w:t>
-      </w:r>
-      <w:proofErr w:type="spellStart"/>
-      <w:r>
-        <w:rPr>
-          <w:rFonts w:ascii="Times New Roman" w:hAnsi="Times New Roman" w:cs="Times New Roman"/>
-          <w:sz w:val="28"/>
-          <w:szCs w:val="28"/>
-        </w:rPr>
-        <w:t>buildroot</w:t>
-      </w:r>
-      <w:proofErr w:type="spellEnd"/>
-      <w:r>
-        <w:rPr>
-          <w:rFonts w:ascii="Times New Roman" w:hAnsi="Times New Roman" w:cs="Times New Roman"/>
-          <w:sz w:val="28"/>
-          <w:szCs w:val="28"/>
-        </w:rPr>
-        <w:t xml:space="preserve">. </w:t>
-      </w:r>
-      <w:r>
-        <w:rPr>
-          <w:rFonts w:ascii="Times New Roman" w:hAnsi="Times New Roman" w:cs="Times New Roman"/>
-          <w:sz w:val="28"/>
-          <w:szCs w:val="28"/>
-        </w:rPr>
-        <w:lastRenderedPageBreak/>
-        <w:t xml:space="preserve">Затем с помощью этого инструмента проводится довольно </w:t>
-      </w:r>
-      <w:proofErr w:type="gramStart"/>
-      <w:r>
-        <w:rPr>
-          <w:rFonts w:ascii="Times New Roman" w:hAnsi="Times New Roman" w:cs="Times New Roman"/>
-          <w:sz w:val="28"/>
-          <w:szCs w:val="28"/>
-        </w:rPr>
-        <w:t>долгая и сложная настройка</w:t>
-      </w:r>
-      <w:proofErr w:type="gramEnd"/>
-      <w:r>
-        <w:rPr>
-          <w:rFonts w:ascii="Times New Roman" w:hAnsi="Times New Roman" w:cs="Times New Roman"/>
-          <w:sz w:val="28"/>
-          <w:szCs w:val="28"/>
-        </w:rPr>
-        <w:t xml:space="preserve"> требующая либо глубокого понимания методов сборки и необходимых компонентов либо очень длительной настройки и исследований.</w:t>
-      </w:r>
-      <w:r>
-        <w:rPr>
-          <w:rFonts w:ascii="Times New Roman" w:hAnsi="Times New Roman" w:cs="Times New Roman"/>
-          <w:sz w:val="28"/>
-          <w:szCs w:val="28"/>
-        </w:rPr>
-        <w:t xml:space="preserve"> После чего следует долгий и </w:t>
-      </w:r>
-      <w:proofErr w:type="spellStart"/>
-      <w:r>
-        <w:rPr>
-          <w:rFonts w:ascii="Times New Roman" w:hAnsi="Times New Roman" w:cs="Times New Roman"/>
-          <w:sz w:val="28"/>
-          <w:szCs w:val="28"/>
-        </w:rPr>
-        <w:t>ресурсозатратный</w:t>
-      </w:r>
-      <w:proofErr w:type="spellEnd"/>
-      <w:r>
-        <w:rPr>
-          <w:rFonts w:ascii="Times New Roman" w:hAnsi="Times New Roman" w:cs="Times New Roman"/>
-          <w:sz w:val="28"/>
-          <w:szCs w:val="28"/>
-        </w:rPr>
-        <w:t xml:space="preserve"> процесс </w:t>
-      </w:r>
-      <w:proofErr w:type="gramStart"/>
-      <w:r>
-        <w:rPr>
-          <w:rFonts w:ascii="Times New Roman" w:hAnsi="Times New Roman" w:cs="Times New Roman"/>
-          <w:sz w:val="28"/>
-          <w:szCs w:val="28"/>
-        </w:rPr>
-        <w:t>сборки</w:t>
-      </w:r>
-      <w:proofErr w:type="gramEnd"/>
-      <w:r>
-        <w:rPr>
-          <w:rFonts w:ascii="Times New Roman" w:hAnsi="Times New Roman" w:cs="Times New Roman"/>
-          <w:sz w:val="28"/>
-          <w:szCs w:val="28"/>
-        </w:rPr>
-        <w:t xml:space="preserve"> который</w:t>
-      </w:r>
-      <w:r>
-        <w:rPr>
-          <w:rFonts w:ascii="Times New Roman" w:hAnsi="Times New Roman" w:cs="Times New Roman"/>
-          <w:sz w:val="28"/>
-          <w:szCs w:val="28"/>
-        </w:rPr>
-        <w:t xml:space="preserve">, так же </w:t>
-      </w:r>
-      <w:r>
-        <w:rPr>
-          <w:rFonts w:ascii="Times New Roman" w:hAnsi="Times New Roman" w:cs="Times New Roman"/>
-          <w:sz w:val="28"/>
-          <w:szCs w:val="28"/>
-        </w:rPr>
-        <w:t>требует большого свободного места на диске.</w:t>
-      </w:r>
-      <w:r>
-        <w:rPr>
-          <w:rFonts w:ascii="Times New Roman" w:hAnsi="Times New Roman" w:cs="Times New Roman"/>
-          <w:sz w:val="28"/>
-          <w:szCs w:val="28"/>
-        </w:rPr>
-        <w:t xml:space="preserve"> </w:t>
-      </w:r>
-    </w:p>
-    <w:p>
-      <w:pPr>
-        <w:pStyle w:val="ad"/>
-        <w:spacing w:line="360" w:lineRule="auto"/>
-        <w:ind w:firstLine="709"/>
-        <w:jc w:val="both"/>
-        <w:rPr>
-          <w:rFonts w:ascii="Times New Roman" w:hAnsi="Times New Roman" w:cs="Times New Roman"/>
-          <w:sz w:val="28"/>
-          <w:szCs w:val="28"/>
-        </w:rPr>
-      </w:pPr>
-    </w:p>
-    <w:p>
-      <w:pPr>
-        <w:pStyle w:val="ad"/>
-        <w:spacing w:line="360" w:lineRule="auto"/>
-        <w:ind w:firstLine="709"/>
-        <w:jc w:val="both"/>
-        <w:rPr>
-          <w:rFonts w:ascii="Times New Roman" w:hAnsi="Times New Roman" w:cs="Times New Roman"/>
-          <w:sz w:val="28"/>
-          <w:szCs w:val="28"/>
-        </w:rPr>
-      </w:pPr>
-      <w:r>
-        <w:rPr>
-          <w:rFonts w:ascii="Times New Roman" w:hAnsi="Times New Roman" w:cs="Times New Roman"/>
-          <w:sz w:val="28"/>
-          <w:szCs w:val="28"/>
-        </w:rPr>
-        <w:t xml:space="preserve">Разрабатываемая программная система </w:t>
-      </w:r>
-      <w:r>
-        <w:rPr>
-          <w:rFonts w:ascii="Times New Roman" w:hAnsi="Times New Roman" w:cs="Times New Roman"/>
-          <w:sz w:val="28"/>
-          <w:szCs w:val="28"/>
-        </w:rPr>
-        <w:t xml:space="preserve">должна решать проблему продолжительности и сложности сборки образ самому </w:t>
-      </w:r>
-      <w:r>
-        <w:rPr>
-          <w:rFonts w:ascii="Times New Roman" w:hAnsi="Times New Roman" w:cs="Times New Roman"/>
-          <w:sz w:val="28"/>
-          <w:szCs w:val="28"/>
-        </w:rPr>
-        <w:t>предоставляя сравнительно более простой и удобный в использовании интерфейс для сборки необходимых компонентов с автоматической установкой зависимостей. А удалённая сборка избавляет пользователя от необходимости очищать диск и тратить ресурсы компьютера на сборку.</w:t>
-      </w:r>
-    </w:p>
-    <w:p>
-      <w:pPr>
-        <w:pStyle w:val="ad"/>
-        <w:spacing w:line="360" w:lineRule="auto"/>
-        <w:ind w:firstLine="709"/>
-        <w:jc w:val="both"/>
-        <w:rPr>
-          <w:rFonts w:ascii="Times New Roman" w:hAnsi="Times New Roman" w:cs="Times New Roman"/>
-          <w:sz w:val="28"/>
-          <w:szCs w:val="28"/>
-        </w:rPr>
-      </w:pPr>
-    </w:p>
-    <w:p>
-      <w:pPr>
-        <w:pStyle w:val="ad"/>
-        <w:spacing w:line="360" w:lineRule="auto"/>
-        <w:ind w:firstLine="709"/>
-        <w:jc w:val="both"/>
-        <w:rPr>
-          <w:rFonts w:ascii="Times New Roman" w:hAnsi="Times New Roman" w:cs="Times New Roman"/>
-          <w:sz w:val="28"/>
-          <w:szCs w:val="28"/>
-        </w:rPr>
-      </w:pPr>
-      <w:r>
-        <w:rPr>
-          <w:rFonts w:ascii="Times New Roman" w:hAnsi="Times New Roman" w:cs="Times New Roman"/>
-          <w:sz w:val="28"/>
-          <w:szCs w:val="28"/>
-        </w:rPr>
-        <w:t xml:space="preserve">После регистрации в веб-приложении пользователь получает доступ к </w:t>
-      </w:r>
-      <w:r>
-        <w:rPr>
-          <w:rFonts w:ascii="Times New Roman" w:hAnsi="Times New Roman" w:cs="Times New Roman"/>
-          <w:sz w:val="28"/>
-          <w:szCs w:val="28"/>
-        </w:rPr>
-        <w:t xml:space="preserve">библиотеке </w:t>
-      </w:r>
-      <w:proofErr w:type="gramStart"/>
-      <w:r>
-        <w:rPr>
-          <w:rFonts w:ascii="Times New Roman" w:hAnsi="Times New Roman" w:cs="Times New Roman"/>
-          <w:sz w:val="28"/>
-          <w:szCs w:val="28"/>
-        </w:rPr>
-        <w:t>образов</w:t>
-      </w:r>
-      <w:proofErr w:type="gramEnd"/>
-      <w:r>
-        <w:rPr>
-          <w:rFonts w:ascii="Times New Roman" w:hAnsi="Times New Roman" w:cs="Times New Roman"/>
-          <w:sz w:val="28"/>
-          <w:szCs w:val="28"/>
-        </w:rPr>
-        <w:t xml:space="preserve"> состоящей как из созданных администраторами образов так и из образов созданных другими пользователями. В случае если нужного образа нет в библиотеке </w:t>
-      </w:r>
-      <w:proofErr w:type="spellStart"/>
-      <w:r>
-        <w:rPr>
-          <w:rFonts w:ascii="Times New Roman" w:hAnsi="Times New Roman" w:cs="Times New Roman"/>
-          <w:sz w:val="28"/>
-          <w:szCs w:val="28"/>
-        </w:rPr>
-        <w:t>пресобра</w:t>
-      </w:r>
-      <w:r>
-        <w:rPr>
-          <w:rFonts w:ascii="Times New Roman" w:hAnsi="Times New Roman" w:cs="Times New Roman"/>
-          <w:sz w:val="28"/>
-          <w:szCs w:val="28"/>
-        </w:rPr>
-        <w:t>н</w:t>
-      </w:r>
-      <w:r>
-        <w:rPr>
-          <w:rFonts w:ascii="Times New Roman" w:hAnsi="Times New Roman" w:cs="Times New Roman"/>
-          <w:sz w:val="28"/>
-          <w:szCs w:val="28"/>
-        </w:rPr>
-        <w:t>ных</w:t>
-      </w:r>
-      <w:proofErr w:type="spellEnd"/>
-      <w:r>
-        <w:rPr>
-          <w:rFonts w:ascii="Times New Roman" w:hAnsi="Times New Roman" w:cs="Times New Roman"/>
-          <w:sz w:val="28"/>
-          <w:szCs w:val="28"/>
-        </w:rPr>
-        <w:t xml:space="preserve"> образов пользователь может </w:t>
-      </w:r>
-      <w:r>
-        <w:rPr>
-          <w:rFonts w:ascii="Times New Roman" w:hAnsi="Times New Roman" w:cs="Times New Roman"/>
-          <w:sz w:val="28"/>
-          <w:szCs w:val="28"/>
-        </w:rPr>
-        <w:t xml:space="preserve">создать и собрать требуемый образ с помощью </w:t>
-      </w:r>
-      <w:proofErr w:type="gramStart"/>
-      <w:r>
-        <w:rPr>
-          <w:rFonts w:ascii="Times New Roman" w:hAnsi="Times New Roman" w:cs="Times New Roman"/>
-          <w:sz w:val="28"/>
-          <w:szCs w:val="28"/>
-        </w:rPr>
-        <w:t>инструментов</w:t>
-      </w:r>
-      <w:proofErr w:type="gramEnd"/>
-      <w:r>
-        <w:rPr>
-          <w:rFonts w:ascii="Times New Roman" w:hAnsi="Times New Roman" w:cs="Times New Roman"/>
-          <w:sz w:val="28"/>
-          <w:szCs w:val="28"/>
-        </w:rPr>
-        <w:t xml:space="preserve"> предложенных приложением. По завершении сборки нового образа или запросе уже существующего пользователю на указанный адрес электронной почты придёт собранный .</w:t>
-      </w:r>
-      <w:proofErr w:type="spellStart"/>
-      <w:r>
-        <w:rPr>
-          <w:rFonts w:ascii="Times New Roman" w:hAnsi="Times New Roman" w:cs="Times New Roman"/>
-          <w:sz w:val="28"/>
-          <w:szCs w:val="28"/>
-          <w:lang w:val="en-US"/>
-        </w:rPr>
         <w:t>img</w:t>
       </w:r>
-      <w:proofErr w:type="spellEnd"/>
       <w:r>
         <w:rPr>
           <w:rFonts w:ascii="Times New Roman" w:hAnsi="Times New Roman" w:cs="Times New Roman"/>
@@ -722,7 +632,6 @@
           <w:szCs w:val="20"/>
           <w:shd w:val="clear" w:color="auto" w:fill="FFFFFF"/>
         </w:rPr>
-        <w:lastRenderedPageBreak/>
         <w:t>Каждая сущность детально рассмотрена в словаре</w:t>
       </w:r>
       <w:r>
@@ -1088,7 +997,6 @@
               </w:rPr>
               <w:t xml:space="preserve">совместимый с микрокомпьютером </w:t>
             </w:r>
-            <w:proofErr w:type="spellStart"/>
             <w:r>
               <w:rPr>
                 <w:sz w:val="24"/>
@@ -1097,7 +1005,6 @@
               </w:rPr>
               <w:t>luckfox</w:t>
             </w:r>
-            <w:proofErr w:type="spellEnd"/>
             <w:r>
               <w:rPr>
                 <w:sz w:val="24"/>
@@ -1180,7 +1087,6 @@
               </w:rPr>
               <w:t xml:space="preserve">Библиотека или пакет для </w:t>
             </w:r>
-            <w:proofErr w:type="spellStart"/>
             <w:r>
               <w:rPr>
                 <w:sz w:val="24"/>
@@ -1189,7 +1095,6 @@
               </w:rPr>
               <w:t>linux</w:t>
             </w:r>
-            <w:proofErr w:type="spellEnd"/>
           </w:p>
         </w:tc>
         <w:tc>
@@ -1332,7 +1237,6 @@
               </w:rPr>
               <w:t>, позволяющий пользователю создавать уникальные образы l</w:t>
             </w:r>
-            <w:proofErr w:type="spellStart"/>
             <w:r>
               <w:rPr>
                 <w:sz w:val="24"/>
@@ -1341,7 +1245,6 @@
               </w:rPr>
               <w:t>inux</w:t>
             </w:r>
-            <w:proofErr w:type="spellEnd"/>
             <w:r>
               <w:rPr>
                 <w:sz w:val="24"/>
@@ -1453,28 +1356,24 @@
       <w:r>
         <w:t xml:space="preserve">разработчики ПО для </w:t>
       </w:r>
-      <w:proofErr w:type="spellStart"/>
       <w:r>
         <w:rPr>
           <w:lang w:val="en-US"/>
         </w:rPr>
         <w:t>luckfox</w:t>
       </w:r>
-      <w:proofErr w:type="spellEnd"/>
       <w:r>
         <w:t xml:space="preserve">, чья основная «боль» заключатся в </w:t>
       </w:r>
       <w:r>
         <w:t xml:space="preserve">необходимости тратить время и место на компьютере для создания образа для </w:t>
       </w:r>
-      <w:proofErr w:type="spellStart"/>
       <w:r>
         <w:rPr>
           <w:lang w:val="en-US"/>
         </w:rPr>
         <w:t>luckfox</w:t>
       </w:r>
-      <w:proofErr w:type="spellEnd"/>
       <w:r>
         <w:t>. Потребность:</w:t>
       </w:r>
@@ -1493,15 +1392,7 @@
         <w:t xml:space="preserve">К вторичной категории относятся </w:t>
       </w:r>
       <w:r>
-        <w:t xml:space="preserve">энтузиасты и </w:t>
-      </w:r>
-      <w:proofErr w:type="gramStart"/>
-      <w:r>
-        <w:t>люди</w:t>
-      </w:r>
-      <w:proofErr w:type="gramEnd"/>
-      <w:r>
-        <w:t xml:space="preserve"> занимающиеся разработкой на микрокомпьютерах в качестве хобби</w:t>
+        <w:t>энтузиасты и люди занимающиеся разработкой на микрокомпьютерах в качестве хобби</w:t>
       </w:r>
       <w:r>
         <w:t>. Основной</w:t>
@@ -1510,15 +1401,7 @@
         <w:t xml:space="preserve"> их</w:t>
       </w:r>
       <w:r>
-        <w:t xml:space="preserve"> «</w:t>
-      </w:r>
-      <w:proofErr w:type="gramStart"/>
-      <w:r>
-        <w:t>болью»  является</w:t>
-      </w:r>
-      <w:proofErr w:type="gramEnd"/>
-      <w:r>
-        <w:t xml:space="preserve"> </w:t>
+        <w:t xml:space="preserve"> «болью»  является </w:t>
       </w:r>
       <w:r>
         <w:t>сложность создания образа</w:t>
@@ -1887,38 +1770,26 @@
       <w:r>
         <w:t xml:space="preserve"> </w:t>
       </w:r>
-      <w:proofErr w:type="spellStart"/>
       <w:r>
         <w:rPr>
           <w:lang w:val="en-US"/>
         </w:rPr>
         <w:t>lte</w:t>
       </w:r>
-      <w:proofErr w:type="spellEnd"/>
       <w:r>
         <w:t xml:space="preserve">, </w:t>
       </w:r>
-      <w:proofErr w:type="spellStart"/>
       <w:r>
         <w:rPr>
           <w:lang w:val="en-US"/>
         </w:rPr>
         <w:t>armbian</w:t>
       </w:r>
-      <w:proofErr w:type="spellEnd"/>
       <w:r>
         <w:t xml:space="preserve"> </w:t>
       </w:r>
       <w:r>
-        <w:t xml:space="preserve">и </w:t>
-      </w:r>
-      <w:proofErr w:type="spellStart"/>
-      <w:r>
-        <w:t>тд</w:t>
-      </w:r>
-      <w:proofErr w:type="spellEnd"/>
-      <w:r>
-        <w:t>.);</w:t>
+        <w:t>и тд.);</w:t>
       </w:r>
       <w:r>
         <w:t xml:space="preserve"> 3. </w:t>
@@ -2379,15 +2250,7 @@
         <w:t xml:space="preserve">система обнаруживает, что </w:t>
       </w:r>
       <w:r>
-        <w:t xml:space="preserve">один или </w:t>
-      </w:r>
-      <w:proofErr w:type="gramStart"/>
-      <w:r>
-        <w:t>несколько компонентов</w:t>
-      </w:r>
-      <w:proofErr w:type="gramEnd"/>
-      <w:r>
-        <w:t xml:space="preserve"> указанных в поле зависимости не существуют в библиотеке. </w:t>
+        <w:t xml:space="preserve">один или несколько компонентов указанных в поле зависимости не существуют в библиотеке. </w:t>
       </w:r>
       <w:r>
         <w:t>В этом случае система отображает сообщение об ошибке «Не</w:t>
@@ -3129,21 +2992,11 @@
       <w:r>
         <w:t>». Их жизненные циклы были представлены в виде диаграмм состояний – «</w:t>
       </w:r>
-      <w:proofErr w:type="spellStart"/>
-      <w:r>
-        <w:t>Statechart</w:t>
-      </w:r>
-      <w:proofErr w:type="spellEnd"/>
-      <w:r>
-        <w:t xml:space="preserve"> </w:t>
-      </w:r>
-      <w:proofErr w:type="spellStart"/>
-      <w:r>
-        <w:t>Diagram</w:t>
-      </w:r>
-      <w:proofErr w:type="spellEnd"/>
-      <w:r>
-        <w:t>»</w:t>
+      <w:r>
+        <w:t xml:space="preserve">Statechart </w:t>
+      </w:r>
+      <w:r>
+        <w:t>Diagram»</w:t>
       </w:r>
       <w:r>
         <w:t xml:space="preserve"> (</w:t>
@@ -3694,7 +3547,7 @@
         </w:rPr>
         <w:lastRenderedPageBreak/>
         <w:drawing>
-          <wp:inline distT="0" distB="0" distL="0" distR="0" wp14:anchorId="71F97560" wp14:editId="7A804064">
+          <wp:inline distT="0" distB="0" distL="0" distR="0" wp14:anchorId="71F97560" wp14:editId="6824FFF2">
             <wp:extent cx="8146361" cy="1680165"/>
             <wp:effectExtent l="0" t="0" r="0" b="0"/>
             <wp:docPr id="841295685" name="Рисунок 6"/>
